--- a/companies/ashcombe-advisory/Engagements/Lee, Rice and Adams/2021.07.26 - Kickoff Memo - Crisis Communications.docx
+++ b/companies/ashcombe-advisory/Engagements/Lee, Rice and Adams/2021.07.26 - Kickoff Memo - Crisis Communications.docx
@@ -4,21 +4,29 @@
   <w:body>
     <w:p>
       <w:r>
-        <w:t>TO: Engagement Team</w:t>
+        <w:t>To: The Lee, Rice and Adams engagement team</w:t>
         <w:br/>
-        <w:t>FROM: Amy Carter</w:t>
+        <w:t>From: Amy Carter</w:t>
         <w:br/>
-        <w:t>RE: Kickoff -- Crisis Communications for Lee, Rice and Adams</w:t>
+        <w:t>Re: Getting the crisis communications work under way</w:t>
       </w:r>
     </w:p>
     <w:p>
       <w:r>
-        <w:t>Our engagement with Lee, Rice and Adams commenced on July 23, 2021, and this memo sets out how the team will run the opening weeks now that the letter is signed. The objective for this phase is narrow and worth stating plainly: get the facts of the matter documented and verified, name every audience that will need to hear from the company, and put a holding position in place before anyone is forced to improvise one. Nothing external moves until those three are settled. I would rather we spend the first weeks being sure of the ground than move quickly on a message we later have to walk back.</w:t>
+        <w:t>We are under way on the crisis communications work for Lee, Rice and Adams, which began July 23, 2021, and I want us all working from the same picture before the pace picks up. Our aim for the firm is easy to state and harder to do: help them respond to the current matter with one clear voice, protect their standing with the people whose regard they rely on, and leave them steadier than we found them.</w:t>
       </w:r>
     </w:p>
     <w:p>
       <w:r>
-        <w:t>I have divided the early work into the workstreams below, with an owner named for each so nothing sits in the gap between us:</w:t>
+        <w:t>A word on how we run an account like this. We keep it small, we write things down early, and we over-share among ourselves so that two people never end up guessing at the same question. The client is under real strain, so our own side needs to be calm and orderly enough that they never feel it in ours.</w:t>
+      </w:r>
+    </w:p>
+    <w:p>
+      <w:pPr>
+        <w:pStyle w:val="Heading2"/>
+      </w:pPr>
+      <w:r>
+        <w:t>How we will split the work</w:t>
       </w:r>
     </w:p>
     <w:p>
@@ -26,7 +34,7 @@
         <w:pStyle w:val="ListBullet"/>
       </w:pPr>
       <w:r>
-        <w:t>Fact base. Amy Carter to assemble and verify the timeline and the underlying facts, checking each against its source before it enters any draft. Open questions go to Megan Sutton as they arise, not in a batch at the end.</w:t>
+        <w:t>Message and materials. I hold the drafting: the holding language, the fuller statements, and the question-and-answer set the firm needs ready to hand. Everything traces back to the small set of points we agree with Julie and the client.</w:t>
       </w:r>
     </w:p>
     <w:p>
@@ -34,7 +42,7 @@
         <w:pStyle w:val="ListBullet"/>
       </w:pPr>
       <w:r>
-        <w:t>Audience map. Nancy Suarez and Amy Carter to list every internal and external audience, note what each already believes, and mark the ones we may need to correct.</w:t>
+        <w:t>Approvals and sequence. Nancy Suarez owns the approval path and the running order, so we always know who has cleared a statement and which audience hears it first.</w:t>
       </w:r>
     </w:p>
     <w:p>
@@ -42,7 +50,7 @@
         <w:pStyle w:val="ListBullet"/>
       </w:pPr>
       <w:r>
-        <w:t>Core messages and holding lines. Nancy Suarez to draft the position and the holding statement, kept short and agreed in writing before either travels.</w:t>
+        <w:t>Monitoring. We keep a daily read on coverage and reaction and flag anything that needs a same-day response, rather than being caught out by it.</w:t>
       </w:r>
     </w:p>
     <w:p>
@@ -50,7 +58,7 @@
         <w:pStyle w:val="ListBullet"/>
       </w:pPr>
       <w:r>
-        <w:t>Anticipated questions. The team to prepare an agreed answer for the questions we can see coming and a holding response for the two or three we hope never arrive.</w:t>
+        <w:t>Client coordination. Megan Sutton is our single point of contact on their side; requests and approvals route through her so nothing gets lost across two firms.</w:t>
       </w:r>
     </w:p>
     <w:p>
@@ -58,17 +66,52 @@
         <w:pStyle w:val="ListBullet"/>
       </w:pPr>
       <w:r>
-        <w:t>Client coordination. Megan Sutton to be our single point of contact at Lee, Rice and Adams for approvals and for anything that touches operations.</w:t>
+        <w:t>Spokesperson readiness. Ahead of any interview or briefing, we prepare whoever is speaking so the answers are consistent and rehearsed.</w:t>
+      </w:r>
+    </w:p>
+    <w:p>
+      <w:pPr>
+        <w:pStyle w:val="Heading2"/>
+      </w:pPr>
+      <w:r>
+        <w:t>The first moves</w:t>
+      </w:r>
+    </w:p>
+    <w:p>
+      <w:pPr>
+        <w:pStyle w:val="ListBullet"/>
+      </w:pPr>
+      <w:r>
+        <w:t>Nancy Suarez confirms the approval path with Megan Sutton and circulates it to all of us by the end of the week.</w:t>
+      </w:r>
+    </w:p>
+    <w:p>
+      <w:pPr>
+        <w:pStyle w:val="ListBullet"/>
+      </w:pPr>
+      <w:r>
+        <w:t>I draft the initial holding statement and a first cut of the question-and-answer set for Julie's review.</w:t>
+      </w:r>
+    </w:p>
+    <w:p>
+      <w:pPr>
+        <w:pStyle w:val="ListBullet"/>
+      </w:pPr>
+      <w:r>
+        <w:t>We stand up the monitoring and agree a short daily check-in for as long as the matter is live.</w:t>
+      </w:r>
+    </w:p>
+    <w:p>
+      <w:pPr>
+        <w:pStyle w:val="ListBullet"/>
+      </w:pPr>
+      <w:r>
+        <w:t>Megan Sutton gathers the internal contacts and any statements the firm has already made, so we are not starting cold.</w:t>
       </w:r>
     </w:p>
     <w:p>
       <w:r>
-        <w:t>A few next steps. I will circulate a short intake questionnaire to Megan Sutton this week so both sides are working from the same facts, and I will flag any point where the documents and the account we were given do not line up. Nancy Suarez will bring a first cut of the holding lines to our internal review before anything goes to the client. We will keep a single status thread running so decisions are confirmed in writing and no one is guessing at the current version. If I have misjudged a priority here, or if there is a workstream I have missed, tell me early; this is the phase where a correction is cheap and a wrong assumption is not.</w:t>
-      </w:r>
-    </w:p>
-    <w:p>
-      <w:r>
-        <w:t>Prepared by Amy Carter.</w:t>
+        <w:t>The piece that has to land first is the approval path, because nearly everything else keys off knowing who can clear a statement in a hurry. Nancy Suarez will have it in front of Megan Sutton tomorrow, and once it is agreed we move on the holding language. Flag anything here that looks off before then.</w:t>
       </w:r>
     </w:p>
     <w:sectPr>
